--- a/docs/trials/queue-trial.docx
+++ b/docs/trials/queue-trial.docx
@@ -23,8 +23,8 @@
         </w:tblBorders>
       </w:tblPr>
       <w:tblGrid>
-        <w:gridCol w:w="2240"/>
-        <w:gridCol w:w="7120"/>
+        <w:gridCol w:w="2103"/>
+        <w:gridCol w:w="7257"/>
       </w:tblGrid>
       <w:tr>
         <w:trPr>
@@ -33,7 +33,7 @@
         </w:trPr>
         <w:tc>
           <w:tcPr>
-            <w:tcW w:type="dxa" w:w="2240"/>
+            <w:tcW w:type="dxa" w:w="2103"/>
             <w:tcBorders>
               <w:top w:val="single" w:color="BFBFBF" w:sz="4"/>
               <w:left w:val="single" w:color="BFBFBF" w:sz="4"/>
@@ -62,7 +62,7 @@
         </w:tc>
         <w:tc>
           <w:tcPr>
-            <w:tcW w:type="dxa" w:w="7120"/>
+            <w:tcW w:type="dxa" w:w="7257"/>
             <w:tcBorders>
               <w:top w:val="single" w:color="BFBFBF" w:sz="4"/>
               <w:left w:val="single" w:color="BFBFBF" w:sz="4"/>
@@ -87,7 +87,7 @@
         </w:trPr>
         <w:tc>
           <w:tcPr>
-            <w:tcW w:type="dxa" w:w="2240"/>
+            <w:tcW w:type="dxa" w:w="2103"/>
             <w:tcBorders>
               <w:top w:val="single" w:color="BFBFBF" w:sz="4"/>
               <w:left w:val="single" w:color="BFBFBF" w:sz="4"/>
@@ -113,7 +113,7 @@
         </w:tc>
         <w:tc>
           <w:tcPr>
-            <w:tcW w:type="dxa" w:w="7120"/>
+            <w:tcW w:type="dxa" w:w="7257"/>
             <w:tcBorders>
               <w:top w:val="single" w:color="BFBFBF" w:sz="4"/>
               <w:left w:val="single" w:color="BFBFBF" w:sz="4"/>
@@ -145,7 +145,7 @@
         </w:trPr>
         <w:tc>
           <w:tcPr>
-            <w:tcW w:type="dxa" w:w="2240"/>
+            <w:tcW w:type="dxa" w:w="2103"/>
             <w:tcBorders>
               <w:top w:val="single" w:color="BFBFBF" w:sz="4"/>
               <w:left w:val="single" w:color="BFBFBF" w:sz="4"/>
@@ -171,7 +171,7 @@
         </w:tc>
         <w:tc>
           <w:tcPr>
-            <w:tcW w:type="dxa" w:w="7120"/>
+            <w:tcW w:type="dxa" w:w="7257"/>
             <w:tcBorders>
               <w:top w:val="single" w:color="BFBFBF" w:sz="4"/>
               <w:left w:val="single" w:color="BFBFBF" w:sz="4"/>
@@ -203,7 +203,7 @@
         </w:trPr>
         <w:tc>
           <w:tcPr>
-            <w:tcW w:type="dxa" w:w="2240"/>
+            <w:tcW w:type="dxa" w:w="2103"/>
             <w:tcBorders>
               <w:top w:val="single" w:color="BFBFBF" w:sz="4"/>
               <w:left w:val="single" w:color="BFBFBF" w:sz="4"/>
@@ -229,7 +229,7 @@
         </w:tc>
         <w:tc>
           <w:tcPr>
-            <w:tcW w:type="dxa" w:w="7120"/>
+            <w:tcW w:type="dxa" w:w="7257"/>
             <w:tcBorders>
               <w:top w:val="single" w:color="BFBFBF" w:sz="4"/>
               <w:left w:val="single" w:color="BFBFBF" w:sz="4"/>
@@ -261,7 +261,7 @@
         </w:trPr>
         <w:tc>
           <w:tcPr>
-            <w:tcW w:type="dxa" w:w="2240"/>
+            <w:tcW w:type="dxa" w:w="2103"/>
             <w:tcBorders>
               <w:top w:val="single" w:color="BFBFBF" w:sz="4"/>
               <w:left w:val="single" w:color="BFBFBF" w:sz="4"/>
@@ -287,27 +287,27 @@
         </w:tc>
         <w:tc>
           <w:tcPr>
-            <w:tcW w:type="dxa" w:w="7120"/>
-            <w:tcBorders>
-              <w:top w:val="single" w:color="BFBFBF" w:sz="4"/>
-              <w:left w:val="single" w:color="BFBFBF" w:sz="4"/>
-              <w:bottom w:val="single" w:color="BFBFBF" w:sz="4"/>
-              <w:right w:val="single" w:color="BFBFBF" w:sz="4"/>
-            </w:tcBorders>
-            <w:tcMar>
-              <w:top w:type="dxa" w:w="60"/>
-              <w:left w:type="dxa" w:w="100"/>
-              <w:bottom w:type="dxa" w:w="60"/>
-              <w:right w:type="dxa" w:w="100"/>
-            </w:tcMar>
-          </w:tcPr>
-          <w:p>
-            <w:r>
-              <w:rPr>
-                <w:sz w:val="20"/>
-                <w:szCs w:val="20"/>
-              </w:rPr>
-              <w:t xml:space="preserve">Findings for the owner. One finding needs a change to the approved spec.</w:t>
+            <w:tcW w:type="dxa" w:w="7257"/>
+            <w:tcBorders>
+              <w:top w:val="single" w:color="BFBFBF" w:sz="4"/>
+              <w:left w:val="single" w:color="BFBFBF" w:sz="4"/>
+              <w:bottom w:val="single" w:color="BFBFBF" w:sz="4"/>
+              <w:right w:val="single" w:color="BFBFBF" w:sz="4"/>
+            </w:tcBorders>
+            <w:tcMar>
+              <w:top w:type="dxa" w:w="60"/>
+              <w:left w:type="dxa" w:w="100"/>
+              <w:bottom w:type="dxa" w:w="60"/>
+              <w:right w:type="dxa" w:w="100"/>
+            </w:tcMar>
+          </w:tcPr>
+          <w:p>
+            <w:r>
+              <w:rPr>
+                <w:sz w:val="20"/>
+                <w:szCs w:val="20"/>
+              </w:rPr>
+              <w:t xml:space="preserve">Acted on. The owner approved Phase 1 spec version 5 on 2026-10-04, which makes the change in section 5.</w:t>
             </w:r>
           </w:p>
         </w:tc>

--- a/docs/trials/queue-trial.docx
+++ b/docs/trials/queue-trial.docx
@@ -2474,8 +2474,8 @@
         </w:tblBorders>
       </w:tblPr>
       <w:tblGrid>
-        <w:gridCol w:w="5731"/>
-        <w:gridCol w:w="3629"/>
+        <w:gridCol w:w="5067"/>
+        <w:gridCol w:w="4293"/>
       </w:tblGrid>
       <w:tr>
         <w:trPr>
@@ -2484,7 +2484,7 @@
         </w:trPr>
         <w:tc>
           <w:tcPr>
-            <w:tcW w:type="dxa" w:w="5731"/>
+            <w:tcW w:type="dxa" w:w="5067"/>
             <w:tcBorders>
               <w:top w:val="single" w:color="BFBFBF" w:sz="4"/>
               <w:left w:val="single" w:color="BFBFBF" w:sz="4"/>
@@ -2513,7 +2513,7 @@
         </w:tc>
         <w:tc>
           <w:tcPr>
-            <w:tcW w:type="dxa" w:w="3629"/>
+            <w:tcW w:type="dxa" w:w="4293"/>
             <w:tcBorders>
               <w:top w:val="single" w:color="BFBFBF" w:sz="4"/>
               <w:left w:val="single" w:color="BFBFBF" w:sz="4"/>
@@ -2548,7 +2548,7 @@
         </w:trPr>
         <w:tc>
           <w:tcPr>
-            <w:tcW w:type="dxa" w:w="5731"/>
+            <w:tcW w:type="dxa" w:w="5067"/>
             <w:tcBorders>
               <w:top w:val="single" w:color="BFBFBF" w:sz="4"/>
               <w:left w:val="single" w:color="BFBFBF" w:sz="4"/>
@@ -2574,27 +2574,36 @@
         </w:tc>
         <w:tc>
           <w:tcPr>
-            <w:tcW w:type="dxa" w:w="3629"/>
-            <w:tcBorders>
-              <w:top w:val="single" w:color="BFBFBF" w:sz="4"/>
-              <w:left w:val="single" w:color="BFBFBF" w:sz="4"/>
-              <w:bottom w:val="single" w:color="BFBFBF" w:sz="4"/>
-              <w:right w:val="single" w:color="BFBFBF" w:sz="4"/>
-            </w:tcBorders>
-            <w:tcMar>
-              <w:top w:type="dxa" w:w="60"/>
-              <w:left w:type="dxa" w:w="100"/>
-              <w:bottom w:type="dxa" w:w="60"/>
-              <w:right w:type="dxa" w:w="100"/>
-            </w:tcMar>
-          </w:tcPr>
-          <w:p>
-            <w:r>
-              <w:rPr>
-                <w:sz w:val="20"/>
-                <w:szCs w:val="20"/>
-              </w:rPr>
-              <w:t xml:space="preserve">Milestone 1</w:t>
+            <w:tcW w:type="dxa" w:w="4293"/>
+            <w:tcBorders>
+              <w:top w:val="single" w:color="BFBFBF" w:sz="4"/>
+              <w:left w:val="single" w:color="BFBFBF" w:sz="4"/>
+              <w:bottom w:val="single" w:color="BFBFBF" w:sz="4"/>
+              <w:right w:val="single" w:color="BFBFBF" w:sz="4"/>
+            </w:tcBorders>
+            <w:tcMar>
+              <w:top w:type="dxa" w:w="60"/>
+              <w:left w:type="dxa" w:w="100"/>
+              <w:bottom w:type="dxa" w:w="60"/>
+              <w:right w:type="dxa" w:w="100"/>
+            </w:tcMar>
+          </w:tcPr>
+          <w:p>
+            <w:r>
+              <w:rPr>
+                <w:sz w:val="20"/>
+                <w:szCs w:val="20"/>
+              </w:rPr>
+              <w:t xml:space="preserve">Done in milestone 1: </w:t>
+            </w:r>
+            <w:r>
+              <w:rPr>
+                <w:rFonts w:ascii="Consolas" w:cs="Consolas" w:eastAsia="Consolas" w:hAnsi="Consolas"/>
+                <w:sz w:val="18"/>
+                <w:szCs w:val="18"/>
+                <w:shd w:fill="F0F0F0" w:val="clear"/>
+              </w:rPr>
+              <w:t xml:space="preserve">packages/queue-contract</w:t>
             </w:r>
           </w:p>
         </w:tc>
@@ -2606,7 +2615,7 @@
         </w:trPr>
         <w:tc>
           <w:tcPr>
-            <w:tcW w:type="dxa" w:w="5731"/>
+            <w:tcW w:type="dxa" w:w="5067"/>
             <w:tcBorders>
               <w:top w:val="single" w:color="BFBFBF" w:sz="4"/>
               <w:left w:val="single" w:color="BFBFBF" w:sz="4"/>
@@ -2641,7 +2650,7 @@
         </w:tc>
         <w:tc>
           <w:tcPr>
-            <w:tcW w:type="dxa" w:w="3629"/>
+            <w:tcW w:type="dxa" w:w="4293"/>
             <w:tcBorders>
               <w:top w:val="single" w:color="BFBFBF" w:sz="4"/>
               <w:left w:val="single" w:color="BFBFBF" w:sz="4"/>
@@ -2673,7 +2682,7 @@
         </w:trPr>
         <w:tc>
           <w:tcPr>
-            <w:tcW w:type="dxa" w:w="5731"/>
+            <w:tcW w:type="dxa" w:w="5067"/>
             <w:tcBorders>
               <w:top w:val="single" w:color="BFBFBF" w:sz="4"/>
               <w:left w:val="single" w:color="BFBFBF" w:sz="4"/>
@@ -2699,7 +2708,7 @@
         </w:tc>
         <w:tc>
           <w:tcPr>
-            <w:tcW w:type="dxa" w:w="3629"/>
+            <w:tcW w:type="dxa" w:w="4293"/>
             <w:tcBorders>
               <w:top w:val="single" w:color="BFBFBF" w:sz="4"/>
               <w:left w:val="single" w:color="BFBFBF" w:sz="4"/>
@@ -2731,7 +2740,7 @@
         </w:trPr>
         <w:tc>
           <w:tcPr>
-            <w:tcW w:type="dxa" w:w="5731"/>
+            <w:tcW w:type="dxa" w:w="5067"/>
             <w:tcBorders>
               <w:top w:val="single" w:color="BFBFBF" w:sz="4"/>
               <w:left w:val="single" w:color="BFBFBF" w:sz="4"/>
@@ -2757,7 +2766,7 @@
         </w:tc>
         <w:tc>
           <w:tcPr>
-            <w:tcW w:type="dxa" w:w="3629"/>
+            <w:tcW w:type="dxa" w:w="4293"/>
             <w:tcBorders>
               <w:top w:val="single" w:color="BFBFBF" w:sz="4"/>
               <w:left w:val="single" w:color="BFBFBF" w:sz="4"/>
